--- a/Titulacion/Formato de solicitud 202650.docx
+++ b/Titulacion/Formato de solicitud 202650.docx
@@ -11,8 +11,10 @@
         <w:t xml:space="preserve"> Sangolquí, </w:t>
       </w:r>
       <w:r>
-        <w:t>4</w:t>
-      </w:r>
+        <w:t>9</w:t>
+      </w:r>
+      <w:bookmarkStart w:id="0" w:name="_GoBack"/>
+      <w:bookmarkEnd w:id="0"/>
       <w:r>
         <w:t xml:space="preserve"> de </w:t>
       </w:r>
@@ -174,18 +176,7 @@
           <w:i/>
           <w:iCs/>
         </w:rPr>
-        <w:t>iseño y desarrollo de un prototipo de aplicación móvil para el análisis del rendimiento individual en futbolistas amateur</w:t>
-      </w:r>
-      <w:bookmarkStart w:id="0" w:name="_GoBack"/>
-      <w:bookmarkEnd w:id="0"/>
-      <w:r>
-        <w:rPr>
-          <w:b/>
-          <w:bCs/>
-          <w:i/>
-          <w:iCs/>
-        </w:rPr>
-        <w:t>.</w:t>
+        <w:t>iseño y desarrollo de un prototipo de aplicación móvil para el análisis del rendimiento individual en futbolistas amateur.</w:t>
       </w:r>
       <w:r>
         <w:rPr>
